--- a/docs/Men_In_Kilts_Readiness.docx
+++ b/docs/Men_In_Kilts_Readiness.docx
@@ -13,7 +13,7 @@
           <w:color w:val="6B7280"/>
           <w:sz w:val="16"/>
         </w:rPr>
-        <w:t>VELOCITY GTM CO  ·  ServiceBridge GTM  ·  Threshold Brands  ·  Track 2 P2 #3 NorthStar</w:t>
+        <w:t>VELOCITY GTM CO  ·  ServiceBridge GTM  ·  Threshold Brands  ·  Track 2 P2 #3</w:t>
       </w:r>
     </w:p>
     <w:p>
@@ -41,7 +41,7 @@
           <w:color w:val="185FA5"/>
           <w:sz w:val="20"/>
         </w:rPr>
-        <w:t>Score 55  ·  Tier T5  ·  Character: ★ NORTHSTAR · WINDOW + EXTERIOR · DISTINCTIVE BRAND IDENTITY</w:t>
+        <w:t>Score 55  ·  Tier T5  ·  Character: WINDOW + EXTERIOR · DISTINCTIVE BRAND IDENTITY</w:t>
       </w:r>
     </w:p>
     <w:p>
@@ -1699,7 +1699,7 @@
           <w:color w:val="374151"/>
           <w:sz w:val="20"/>
         </w:rPr>
-        <w:t>Score 55 (T5 NorthStar) per Track 2 v2 matrix. Drivers: distinctive brand identity (customer experience differentiation), window cleaning vertical proven (Pink's + Window Hero analogs), bundled exterior services. Reduced by Canadian operational complexity, window-cleaning-specific SaaS, smaller scale, Threshold platform fragility, brand-pres TBV. Threshold parent +20 NorthStar bonus.</w:t>
+        <w:t>Score 55 (T5) per Track 2 v2 matrix. Drivers: distinctive brand identity (customer experience differentiation), window cleaning vertical proven (Pink's + Window Hero analogs), bundled exterior services. Reduced by Canadian operational complexity, window-cleaning-specific SaaS, smaller scale, Threshold platform fragility, brand-pres TBV. Threshold parent +20 bonus.</w:t>
       </w:r>
     </w:p>
     <w:p>
